--- a/public/LOOPTERNITY_Whitepaper_Robinhood.docx
+++ b/public/LOOPTERNITY_Whitepaper_Robinhood.docx
@@ -90,7 +90,7 @@
     </w:p>
     <w:p>
       <w:r>
-        <w:t>The LOOPTERNITY NFT collection will also live onchain. The NFTs will not function as game characters and will not affect a player's speed, stamina or chances of winning. Their purpose is to form the first layer of the community and identify holders who supported the project early.</w:t>
+        <w:t>The LOOPTERNITY NFT collection will also live onchain. The NFTs will not function as game characters. They will be used directly inside the game, with perks that can increase survival time, change gameplay attributes or provide an advantage in a competitive match. Their purpose is to form the first layer of the community and identify holders who supported the project early.</w:t>
       </w:r>
     </w:p>
     <w:p>

--- a/public/LOOPTERNITY_Whitepaper_Robinhood.docx
+++ b/public/LOOPTERNITY_Whitepaper_Robinhood.docx
@@ -90,7 +90,7 @@
     </w:p>
     <w:p>
       <w:r>
-        <w:t>The LOOPTERNITY NFT collection will also live onchain. The NFTs will not function as game characters. They will be used directly inside the game, with perks that can increase survival time, change gameplay attributes or provide an advantage in a competitive match. Their purpose is to form the first layer of the community and identify holders who supported the project early.</w:t>
+        <w:t>The LOOPTERNITY NFT collection will also live onchain. The NFTs function as playable characters in the game, with perks that can increase survival time, change gameplay attributes or provide an advantage in a competitive match. Their purpose is to form the first layer of the community and identify holders who supported the project early.</w:t>
       </w:r>
     </w:p>
     <w:p>
